--- a/doc/04-backend-guide.docx
+++ b/doc/04-backend-guide.docx
@@ -1850,6 +1850,58 @@
           </w:p>
         </w:tc>
       </w:tr>
+      <w:tr>
+        <w:tc>
+          <w:tcPr/>
+          <w:p>
+            <w:pPr>
+              <w:pStyle w:val="Compact"/>
+            </w:pPr>
+            <w:r>
+              <w:rPr>
+                <w:rStyle w:val="VerbatimChar"/>
+              </w:rPr>
+              <w:t xml:space="preserve">IP_ACCESS_TRUSTED_PROXIES</w:t>
+            </w:r>
+          </w:p>
+        </w:tc>
+        <w:tc>
+          <w:tcPr/>
+          <w:p>
+            <w:pPr>
+              <w:pStyle w:val="Compact"/>
+            </w:pPr>
+            <w:r>
+              <w:rPr>
+                <w:rStyle w:val="VerbatimChar"/>
+              </w:rPr>
+              <w:t xml:space="preserve">''</w:t>
+            </w:r>
+          </w:p>
+        </w:tc>
+        <w:tc>
+          <w:tcPr/>
+          <w:p>
+            <w:pPr>
+              <w:pStyle w:val="Compact"/>
+            </w:pPr>
+            <w:r>
+              <w:t xml:space="preserve">no</w:t>
+            </w:r>
+          </w:p>
+        </w:tc>
+        <w:tc>
+          <w:tcPr/>
+          <w:p>
+            <w:pPr>
+              <w:pStyle w:val="Compact"/>
+            </w:pPr>
+            <w:r>
+              <w:t xml:space="preserve">comma-separated addresses of the reverse proxies in front of the app (single addresses or CIDR). Empty = nothing proxies to us, so the allowlist reads the TCP socket address. Set it when nginx forwards traffic, otherwise every visitor looks like the proxy</w:t>
+            </w:r>
+          </w:p>
+        </w:tc>
+      </w:tr>
     </w:tbl>
     <w:bookmarkEnd w:id="19"/>
     <w:bookmarkStart w:id="20" w:name="request-pipeline-order-matters"/>
@@ -9008,298 +9060,71 @@
               <w:rPr>
                 <w:rStyle w:val="VerbatimChar"/>
               </w:rPr>
-              <w:t xml:space="preserve">req.socket.remoteAddress</w:t>
-            </w:r>
-            <w:r>
-              <w:t xml:space="preserve"> </w:t>
-            </w:r>
-            <w:r>
-              <w:t xml:space="preserve">(IPv4-mapped unwrapped).</w:t>
-            </w:r>
-            <w:r>
-              <w:t xml:space="preserve"> </w:t>
-            </w:r>
-            <w:r>
-              <w:rPr>
-                <w:rStyle w:val="VerbatimChar"/>
-              </w:rPr>
-              <w:t xml:space="preserve">X-Forwarded-For</w:t>
-            </w:r>
-            <w:r>
-              <w:t xml:space="preserve"> </w:t>
-            </w:r>
-            <w:r>
-              <w:t xml:space="preserve">is deliberately ignored, because</w:t>
-            </w:r>
-            <w:r>
-              <w:t xml:space="preserve"> </w:t>
-            </w:r>
-            <w:r>
-              <w:rPr>
-                <w:rStyle w:val="VerbatimChar"/>
-              </w:rPr>
-              <w:t xml:space="preserve">trust proxy: 1</w:t>
-            </w:r>
-            <w:r>
-              <w:t xml:space="preserve"> </w:t>
-            </w:r>
-            <w:r>
-              <w:t xml:space="preserve">makes</w:t>
-            </w:r>
-            <w:r>
-              <w:t xml:space="preserve"> </w:t>
-            </w:r>
-            <w:r>
-              <w:rPr>
-                <w:rStyle w:val="VerbatimChar"/>
-              </w:rPr>
-              <w:t xml:space="preserve">req.ip</w:t>
-            </w:r>
-            <w:r>
-              <w:t xml:space="preserve"> </w:t>
-            </w:r>
-            <w:r>
-              <w:t xml:space="preserve">client-supplied here</w:t>
-            </w:r>
-          </w:p>
-        </w:tc>
-      </w:tr>
-      <w:tr>
-        <w:tc>
-          <w:tcPr/>
-          <w:p>
-            <w:pPr>
-              <w:pStyle w:val="Compact"/>
-            </w:pPr>
+              <w:t xml:space="preserve">clientIp(req)</w:t>
+            </w:r>
+            <w:r>
+              <w:t xml:space="preserve"> </w:t>
+            </w:r>
+            <w:r>
+              <w:t xml:space="preserve">→</w:t>
+            </w:r>
+            <w:r>
+              <w:t xml:space="preserve"> </w:t>
+            </w:r>
+            <w:r>
+              <w:rPr>
+                <w:rStyle w:val="VerbatimChar"/>
+              </w:rPr>
+              <w:t xml:space="preserve">resolveClientIp(req, trustedProxies)</w:t>
+            </w:r>
+            <w:r>
+              <w:t xml:space="preserve"> </w:t>
+            </w:r>
+            <w:r>
+              <w:t xml:space="preserve">in</w:t>
+            </w:r>
+            <w:r>
+              <w:t xml:space="preserve"> </w:t>
+            </w:r>
+            <w:r>
+              <w:rPr>
+                <w:rStyle w:val="VerbatimChar"/>
+              </w:rPr>
+              <w:t xml:space="preserve">modules/ipAccess/service.js</w:t>
+            </w:r>
+            <w:r>
+              <w:t xml:space="preserve">.</w:t>
+            </w:r>
+            <w:r>
+              <w:t xml:space="preserve"> </w:t>
+            </w:r>
             <w:r>
               <w:rPr>
                 <w:b/>
                 <w:bCs/>
               </w:rPr>
-              <w:t xml:space="preserve">Fail-open</w:t>
-            </w:r>
-          </w:p>
-        </w:tc>
-        <w:tc>
-          <w:tcPr/>
-          <w:p>
-            <w:pPr>
-              <w:pStyle w:val="Compact"/>
-            </w:pPr>
-            <w:r>
-              <w:t xml:space="preserve">a block needs: enforcement on in env</w:t>
-            </w:r>
-            <w:r>
-              <w:t xml:space="preserve"> </w:t>
+              <w:t xml:space="preserve">Empty</w:t>
             </w:r>
             <w:r>
               <w:rPr>
                 <w:b/>
                 <w:bCs/>
               </w:rPr>
-              <w:t xml:space="preserve">and</w:t>
-            </w:r>
-            <w:r>
-              <w:t xml:space="preserve"> </w:t>
-            </w:r>
-            <w:r>
-              <w:t xml:space="preserve">the switch enabled</w:t>
-            </w:r>
-            <w:r>
-              <w:t xml:space="preserve"> </w:t>
-            </w:r>
-            <w:r>
-              <w:rPr>
+              <w:t xml:space="preserve"> </w:t>
+            </w:r>
+            <w:r>
+              <w:rPr>
+                <w:rStyle w:val="VerbatimChar"/>
                 <w:b/>
                 <w:bCs/>
               </w:rPr>
-              <w:t xml:space="preserve">and</w:t>
-            </w:r>
-            <w:r>
-              <w:t xml:space="preserve"> </w:t>
-            </w:r>
-            <w:r>
-              <w:t xml:space="preserve">at least one valid entry</w:t>
-            </w:r>
-            <w:r>
-              <w:t xml:space="preserve"> </w:t>
+              <w:t xml:space="preserve">IP_ACCESS_TRUSTED_PROXIES</w:t>
             </w:r>
             <w:r>
               <w:rPr>
                 <w:b/>
                 <w:bCs/>
               </w:rPr>
-              <w:t xml:space="preserve">and</w:t>
-            </w:r>
-            <w:r>
-              <w:t xml:space="preserve"> </w:t>
-            </w:r>
-            <w:r>
-              <w:t xml:space="preserve">a readable socket address. Otherwise access is allowed and the reason is logged (</w:t>
-            </w:r>
-            <w:r>
-              <w:rPr>
-                <w:rStyle w:val="VerbatimChar"/>
-              </w:rPr>
-              <w:t xml:space="preserve">disabled-by-env</w:t>
-            </w:r>
-            <w:r>
-              <w:t xml:space="preserve">,</w:t>
-            </w:r>
-            <w:r>
-              <w:t xml:space="preserve"> </w:t>
-            </w:r>
-            <w:r>
-              <w:rPr>
-                <w:rStyle w:val="VerbatimChar"/>
-              </w:rPr>
-              <w:t xml:space="preserve">not-enabled</w:t>
-            </w:r>
-            <w:r>
-              <w:t xml:space="preserve">,</w:t>
-            </w:r>
-            <w:r>
-              <w:t xml:space="preserve"> </w:t>
-            </w:r>
-            <w:r>
-              <w:rPr>
-                <w:rStyle w:val="VerbatimChar"/>
-              </w:rPr>
-              <w:t xml:space="preserve">no-valid-entries</w:t>
-            </w:r>
-            <w:r>
-              <w:t xml:space="preserve">,</w:t>
-            </w:r>
-            <w:r>
-              <w:t xml:space="preserve"> </w:t>
-            </w:r>
-            <w:r>
-              <w:rPr>
-                <w:rStyle w:val="VerbatimChar"/>
-              </w:rPr>
-              <w:t xml:space="preserve">unknown-client-ip</w:t>
-            </w:r>
-            <w:r>
-              <w:t xml:space="preserve">)</w:t>
-            </w:r>
-          </w:p>
-        </w:tc>
-      </w:tr>
-      <w:tr>
-        <w:tc>
-          <w:tcPr/>
-          <w:p>
-            <w:pPr>
-              <w:pStyle w:val="Compact"/>
-            </w:pPr>
-            <w:r>
-              <w:t xml:space="preserve">Blocked response</w:t>
-            </w:r>
-          </w:p>
-        </w:tc>
-        <w:tc>
-          <w:tcPr/>
-          <w:p>
-            <w:pPr>
-              <w:pStyle w:val="Compact"/>
-            </w:pPr>
-            <w:r>
-              <w:rPr>
-                <w:rStyle w:val="VerbatimChar"/>
-              </w:rPr>
-              <w:t xml:space="preserve">404</w:t>
-            </w:r>
-            <w:r>
-              <w:t xml:space="preserve">.</w:t>
-            </w:r>
-            <w:r>
-              <w:t xml:space="preserve"> </w:t>
-            </w:r>
-            <w:r>
-              <w:rPr>
-                <w:rStyle w:val="VerbatimChar"/>
-              </w:rPr>
-              <w:t xml:space="preserve">GET</w:t>
-            </w:r>
-            <w:r>
-              <w:t xml:space="preserve"> </w:t>
-            </w:r>
-            <w:r>
-              <w:t xml:space="preserve">with</w:t>
-            </w:r>
-            <w:r>
-              <w:t xml:space="preserve"> </w:t>
-            </w:r>
-            <w:r>
-              <w:rPr>
-                <w:rStyle w:val="VerbatimChar"/>
-              </w:rPr>
-              <w:t xml:space="preserve">Accept: text/html</w:t>
-            </w:r>
-            <w:r>
-              <w:t xml:space="preserve"> </w:t>
-            </w:r>
-            <w:r>
-              <w:t xml:space="preserve">→ a standalone page whose only content is a large centred</w:t>
-            </w:r>
-            <w:r>
-              <w:t xml:space="preserve"> </w:t>
-            </w:r>
-            <w:r>
-              <w:rPr>
-                <w:rStyle w:val="VerbatimChar"/>
-              </w:rPr>
-              <w:t xml:space="preserve">404</w:t>
-            </w:r>
-            <w:r>
-              <w:t xml:space="preserve"> </w:t>
-            </w:r>
-            <w:r>
-              <w:t xml:space="preserve">(no bundle, no links, no service worker); anything else → the same JSON the app returns for unknown routes. The real reason and the caller’s address go only to the server log</w:t>
-            </w:r>
-          </w:p>
-        </w:tc>
-      </w:tr>
-      <w:tr>
-        <w:tc>
-          <w:tcPr/>
-          <w:p>
-            <w:pPr>
-              <w:pStyle w:val="Compact"/>
-            </w:pPr>
-            <w:r>
-              <w:t xml:space="preserve">Exemptions</w:t>
-            </w:r>
-          </w:p>
-        </w:tc>
-        <w:tc>
-          <w:tcPr/>
-          <w:p>
-            <w:pPr>
-              <w:pStyle w:val="Compact"/>
-            </w:pPr>
-            <w:r>
-              <w:rPr>
-                <w:rStyle w:val="VerbatimChar"/>
-              </w:rPr>
-              <w:t xml:space="preserve">/health</w:t>
-            </w:r>
-            <w:r>
-              <w:t xml:space="preserve"> </w:t>
-            </w:r>
-            <w:r>
-              <w:t xml:space="preserve">always;</w:t>
-            </w:r>
-            <w:r>
-              <w:t xml:space="preserve"> </w:t>
-            </w:r>
-            <w:r>
-              <w:rPr>
-                <w:rStyle w:val="VerbatimChar"/>
-              </w:rPr>
-              <w:t xml:space="preserve">GET/PUT /api/v1/settings/ip-access</w:t>
-            </w:r>
-            <w:r>
               <w:t xml:space="preserve"> </w:t>
             </w:r>
             <w:r>
@@ -9307,136 +9132,13 @@
                 <w:b/>
                 <w:bCs/>
               </w:rPr>
-              <w:t xml:space="preserve">for an already signed-in session</w:t>
-            </w:r>
-            <w:r>
-              <w:t xml:space="preserve">, so a lockout can be repaired from inside</w:t>
-            </w:r>
-          </w:p>
-        </w:tc>
-      </w:tr>
-      <w:tr>
-        <w:tc>
-          <w:tcPr/>
-          <w:p>
-            <w:pPr>
-              <w:pStyle w:val="Compact"/>
-            </w:pPr>
-            <w:r>
-              <w:t xml:space="preserve">Break-glass</w:t>
-            </w:r>
-          </w:p>
-        </w:tc>
-        <w:tc>
-          <w:tcPr/>
-          <w:p>
-            <w:pPr>
-              <w:pStyle w:val="Compact"/>
-            </w:pPr>
-            <w:r>
-              <w:rPr>
-                <w:rStyle w:val="VerbatimChar"/>
-              </w:rPr>
-              <w:t xml:space="preserve">IP_ACCESS_ENFORCE=false</w:t>
-            </w:r>
-            <w:r>
-              <w:t xml:space="preserve"> </w:t>
-            </w:r>
-            <w:r>
-              <w:t xml:space="preserve">in the environment + recreate the container. The allowlist keeps saving but is not applied</w:t>
-            </w:r>
-          </w:p>
-        </w:tc>
-      </w:tr>
-      <w:tr>
-        <w:tc>
-          <w:tcPr/>
-          <w:p>
-            <w:pPr>
-              <w:pStyle w:val="Compact"/>
-            </w:pPr>
-            <w:r>
-              <w:t xml:space="preserve">Admin view</w:t>
-            </w:r>
-          </w:p>
-        </w:tc>
-        <w:tc>
-          <w:tcPr/>
-          <w:p>
-            <w:pPr>
-              <w:pStyle w:val="Compact"/>
-            </w:pPr>
-            <w:r>
-              <w:rPr>
-                <w:rStyle w:val="VerbatimChar"/>
-              </w:rPr>
-              <w:t xml:space="preserve">{ loginEnabled, quickEntryEnabled, list, entries[], invalid[], entryCount, invalidCount, maxEntries, yourIp, yourIpAllowed, enforced }</w:t>
-            </w:r>
-            <w:r>
-              <w:t xml:space="preserve"> </w:t>
-            </w:r>
-            <w:r>
-              <w:t xml:space="preserve">—</w:t>
-            </w:r>
-            <w:r>
-              <w:t xml:space="preserve"> </w:t>
-            </w:r>
-            <w:r>
-              <w:rPr>
-                <w:rStyle w:val="VerbatimChar"/>
-              </w:rPr>
-              <w:t xml:space="preserve">yourIp</w:t>
-            </w:r>
-            <w:r>
-              <w:t xml:space="preserve"> </w:t>
-            </w:r>
-            <w:r>
-              <w:t xml:space="preserve">is the</w:t>
-            </w:r>
-            <w:r>
-              <w:t xml:space="preserve"> </w:t>
-            </w:r>
-            <w:r>
-              <w:t xml:space="preserve">“IP the server sees for you”</w:t>
-            </w:r>
-            <w:r>
-              <w:t xml:space="preserve"> </w:t>
-            </w:r>
-            <w:r>
-              <w:t xml:space="preserve">line to verify before switching on</w:t>
-            </w:r>
-          </w:p>
-        </w:tc>
-      </w:tr>
-      <w:tr>
-        <w:tc>
-          <w:tcPr/>
-          <w:p>
-            <w:pPr>
-              <w:pStyle w:val="Compact"/>
-            </w:pPr>
-            <w:r>
-              <w:t xml:space="preserve">Docker caveat</w:t>
-            </w:r>
-          </w:p>
-        </w:tc>
-        <w:tc>
-          <w:tcPr/>
-          <w:p>
-            <w:pPr>
-              <w:pStyle w:val="Compact"/>
-            </w:pPr>
-            <w:r>
-              <w:t xml:space="preserve">with a published port and the default userland proxy, the container sees the bridge gateway (e.g. </w:t>
-            </w:r>
-            <w:r>
-              <w:rPr>
-                <w:rStyle w:val="VerbatimChar"/>
-              </w:rPr>
-              <w:t xml:space="preserve">172.17.0.1</w:t>
-            </w:r>
-            <w:r>
-              <w:t xml:space="preserve">) for</w:t>
+              <w:t xml:space="preserve">(default):</w:t>
+            </w:r>
+            <w:r>
+              <w:t xml:space="preserve"> </w:t>
+            </w:r>
+            <w:r>
+              <w:t xml:space="preserve">the TCP socket address, IPv4-mapped unwrapped, forwarded headers ignored — the pre-proxy behaviour, unchanged.</w:t>
             </w:r>
             <w:r>
               <w:t xml:space="preserve"> </w:t>
@@ -9446,43 +9148,516 @@
                 <w:b/>
                 <w:bCs/>
               </w:rPr>
-              <w:t xml:space="preserve">every</w:t>
-            </w:r>
-            <w:r>
-              <w:t xml:space="preserve"> </w:t>
-            </w:r>
-            <w:r>
-              <w:t xml:space="preserve">visitor, so per-device entries can never match. Use</w:t>
-            </w:r>
-            <w:r>
-              <w:t xml:space="preserve"> </w:t>
-            </w:r>
-            <w:r>
-              <w:rPr>
-                <w:rStyle w:val="VerbatimChar"/>
-              </w:rPr>
-              <w:t xml:space="preserve">network_mode: "host"</w:t>
-            </w:r>
-            <w:r>
-              <w:t xml:space="preserve"> </w:t>
-            </w:r>
-            <w:r>
-              <w:t xml:space="preserve">or</w:t>
-            </w:r>
-            <w:r>
-              <w:t xml:space="preserve"> </w:t>
-            </w:r>
-            <w:r>
-              <w:rPr>
-                <w:rStyle w:val="VerbatimChar"/>
-              </w:rPr>
-              <w:t xml:space="preserve">"userland-proxy": false</w:t>
-            </w:r>
-            <w:r>
-              <w:t xml:space="preserve"> </w:t>
-            </w:r>
-            <w:r>
-              <w:t xml:space="preserve">on the host</w:t>
+              <w:t xml:space="preserve">List set and the socket peer is in it:</w:t>
+            </w:r>
+            <w:r>
+              <w:t xml:space="preserve"> </w:t>
+            </w:r>
+            <w:r>
+              <w:rPr>
+                <w:rStyle w:val="VerbatimChar"/>
+              </w:rPr>
+              <w:t xml:space="preserve">X-Forwarded-For</w:t>
+            </w:r>
+            <w:r>
+              <w:t xml:space="preserve"> </w:t>
+            </w:r>
+            <w:r>
+              <w:t xml:space="preserve">is scanned</w:t>
+            </w:r>
+            <w:r>
+              <w:t xml:space="preserve"> </w:t>
+            </w:r>
+            <w:r>
+              <w:rPr>
+                <w:b/>
+                <w:bCs/>
+              </w:rPr>
+              <w:t xml:space="preserve">right-to-left</w:t>
+            </w:r>
+            <w:r>
+              <w:t xml:space="preserve"> </w:t>
+            </w:r>
+            <w:r>
+              <w:t xml:space="preserve">and the first address that is not a trusted proxy wins (</w:t>
+            </w:r>
+            <w:r>
+              <w:rPr>
+                <w:rStyle w:val="VerbatimChar"/>
+              </w:rPr>
+              <w:t xml:space="preserve">X-Real-IP</w:t>
+            </w:r>
+            <w:r>
+              <w:t xml:space="preserve"> </w:t>
+            </w:r>
+            <w:r>
+              <w:t xml:space="preserve">next, socket last). A proxy that appends (</w:t>
+            </w:r>
+            <w:r>
+              <w:rPr>
+                <w:rStyle w:val="VerbatimChar"/>
+              </w:rPr>
+              <w:t xml:space="preserve">$proxy_add_x_forwarded_for</w:t>
+            </w:r>
+            <w:r>
+              <w:t xml:space="preserve">) always writes the honest peer on the right, so a header the visitor forged sits further left and is never used. A peer that is</w:t>
+            </w:r>
+            <w:r>
+              <w:t xml:space="preserve"> </w:t>
+            </w:r>
+            <w:r>
+              <w:rPr>
+                <w:i/>
+                <w:iCs/>
+              </w:rPr>
+              <w:t xml:space="preserve">not</w:t>
+            </w:r>
+            <w:r>
+              <w:t xml:space="preserve"> </w:t>
+            </w:r>
+            <w:r>
+              <w:t xml:space="preserve">listed keeps the socket address, which is why a direct hit on the container port cannot be spoofed into the allowlist.</w:t>
+            </w:r>
+            <w:r>
+              <w:t xml:space="preserve"> </w:t>
+            </w:r>
+            <w:r>
+              <w:rPr>
+                <w:rStyle w:val="VerbatimChar"/>
+              </w:rPr>
+              <w:t xml:space="preserve">app.set('trust proxy', 1)</w:t>
+            </w:r>
+            <w:r>
+              <w:t xml:space="preserve"> </w:t>
+            </w:r>
+            <w:r>
+              <w:t xml:space="preserve">is left alone, so rate limits, sessions and cookies behave exactly as before</w:t>
+            </w:r>
+          </w:p>
+        </w:tc>
+      </w:tr>
+      <w:tr>
+        <w:tc>
+          <w:tcPr/>
+          <w:p>
+            <w:pPr>
+              <w:pStyle w:val="Compact"/>
+            </w:pPr>
+            <w:r>
+              <w:rPr>
+                <w:b/>
+                <w:bCs/>
+              </w:rPr>
+              <w:t xml:space="preserve">Fail-open</w:t>
+            </w:r>
+          </w:p>
+        </w:tc>
+        <w:tc>
+          <w:tcPr/>
+          <w:p>
+            <w:pPr>
+              <w:pStyle w:val="Compact"/>
+            </w:pPr>
+            <w:r>
+              <w:t xml:space="preserve">a block needs: enforcement on in env</w:t>
+            </w:r>
+            <w:r>
+              <w:t xml:space="preserve"> </w:t>
+            </w:r>
+            <w:r>
+              <w:rPr>
+                <w:b/>
+                <w:bCs/>
+              </w:rPr>
+              <w:t xml:space="preserve">and</w:t>
+            </w:r>
+            <w:r>
+              <w:t xml:space="preserve"> </w:t>
+            </w:r>
+            <w:r>
+              <w:t xml:space="preserve">the switch enabled</w:t>
+            </w:r>
+            <w:r>
+              <w:t xml:space="preserve"> </w:t>
+            </w:r>
+            <w:r>
+              <w:rPr>
+                <w:b/>
+                <w:bCs/>
+              </w:rPr>
+              <w:t xml:space="preserve">and</w:t>
+            </w:r>
+            <w:r>
+              <w:t xml:space="preserve"> </w:t>
+            </w:r>
+            <w:r>
+              <w:t xml:space="preserve">at least one valid entry</w:t>
+            </w:r>
+            <w:r>
+              <w:t xml:space="preserve"> </w:t>
+            </w:r>
+            <w:r>
+              <w:rPr>
+                <w:b/>
+                <w:bCs/>
+              </w:rPr>
+              <w:t xml:space="preserve">and</w:t>
+            </w:r>
+            <w:r>
+              <w:t xml:space="preserve"> </w:t>
+            </w:r>
+            <w:r>
+              <w:t xml:space="preserve">a readable client address. Otherwise access is allowed and the reason is logged (</w:t>
+            </w:r>
+            <w:r>
+              <w:rPr>
+                <w:rStyle w:val="VerbatimChar"/>
+              </w:rPr>
+              <w:t xml:space="preserve">disabled-by-env</w:t>
+            </w:r>
+            <w:r>
+              <w:t xml:space="preserve">,</w:t>
+            </w:r>
+            <w:r>
+              <w:t xml:space="preserve"> </w:t>
+            </w:r>
+            <w:r>
+              <w:rPr>
+                <w:rStyle w:val="VerbatimChar"/>
+              </w:rPr>
+              <w:t xml:space="preserve">not-enabled</w:t>
+            </w:r>
+            <w:r>
+              <w:t xml:space="preserve">,</w:t>
+            </w:r>
+            <w:r>
+              <w:t xml:space="preserve"> </w:t>
+            </w:r>
+            <w:r>
+              <w:rPr>
+                <w:rStyle w:val="VerbatimChar"/>
+              </w:rPr>
+              <w:t xml:space="preserve">no-valid-entries</w:t>
+            </w:r>
+            <w:r>
+              <w:t xml:space="preserve">,</w:t>
+            </w:r>
+            <w:r>
+              <w:t xml:space="preserve"> </w:t>
+            </w:r>
+            <w:r>
+              <w:rPr>
+                <w:rStyle w:val="VerbatimChar"/>
+              </w:rPr>
+              <w:t xml:space="preserve">unknown-client-ip</w:t>
+            </w:r>
+            <w:r>
+              <w:t xml:space="preserve">). Unparsable</w:t>
+            </w:r>
+            <w:r>
+              <w:t xml:space="preserve"> </w:t>
+            </w:r>
+            <w:r>
+              <w:rPr>
+                <w:rStyle w:val="VerbatimChar"/>
+              </w:rPr>
+              <w:t xml:space="preserve">IP_ACCESS_TRUSTED_PROXIES</w:t>
+            </w:r>
+            <w:r>
+              <w:t xml:space="preserve"> </w:t>
+            </w:r>
+            <w:r>
+              <w:t xml:space="preserve">entries are dropped with one start-up warning</w:t>
+            </w:r>
+          </w:p>
+        </w:tc>
+      </w:tr>
+      <w:tr>
+        <w:tc>
+          <w:tcPr/>
+          <w:p>
+            <w:pPr>
+              <w:pStyle w:val="Compact"/>
+            </w:pPr>
+            <w:r>
+              <w:t xml:space="preserve">Blocked response</w:t>
+            </w:r>
+          </w:p>
+        </w:tc>
+        <w:tc>
+          <w:tcPr/>
+          <w:p>
+            <w:pPr>
+              <w:pStyle w:val="Compact"/>
+            </w:pPr>
+            <w:r>
+              <w:rPr>
+                <w:rStyle w:val="VerbatimChar"/>
+              </w:rPr>
+              <w:t xml:space="preserve">404</w:t>
+            </w:r>
+            <w:r>
+              <w:t xml:space="preserve">.</w:t>
+            </w:r>
+            <w:r>
+              <w:t xml:space="preserve"> </w:t>
+            </w:r>
+            <w:r>
+              <w:rPr>
+                <w:rStyle w:val="VerbatimChar"/>
+              </w:rPr>
+              <w:t xml:space="preserve">GET</w:t>
+            </w:r>
+            <w:r>
+              <w:t xml:space="preserve"> </w:t>
+            </w:r>
+            <w:r>
+              <w:t xml:space="preserve">with</w:t>
+            </w:r>
+            <w:r>
+              <w:t xml:space="preserve"> </w:t>
+            </w:r>
+            <w:r>
+              <w:rPr>
+                <w:rStyle w:val="VerbatimChar"/>
+              </w:rPr>
+              <w:t xml:space="preserve">Accept: text/html</w:t>
+            </w:r>
+            <w:r>
+              <w:t xml:space="preserve"> </w:t>
+            </w:r>
+            <w:r>
+              <w:t xml:space="preserve">→ a standalone page whose only content is a large centred</w:t>
+            </w:r>
+            <w:r>
+              <w:t xml:space="preserve"> </w:t>
+            </w:r>
+            <w:r>
+              <w:rPr>
+                <w:rStyle w:val="VerbatimChar"/>
+              </w:rPr>
+              <w:t xml:space="preserve">404</w:t>
+            </w:r>
+            <w:r>
+              <w:t xml:space="preserve"> </w:t>
+            </w:r>
+            <w:r>
+              <w:t xml:space="preserve">(no bundle, no links, no service worker); anything else → the same JSON the app returns for unknown routes. The real reason and the caller’s address go only to the server log</w:t>
+            </w:r>
+          </w:p>
+        </w:tc>
+      </w:tr>
+      <w:tr>
+        <w:tc>
+          <w:tcPr/>
+          <w:p>
+            <w:pPr>
+              <w:pStyle w:val="Compact"/>
+            </w:pPr>
+            <w:r>
+              <w:t xml:space="preserve">Exemptions</w:t>
+            </w:r>
+          </w:p>
+        </w:tc>
+        <w:tc>
+          <w:tcPr/>
+          <w:p>
+            <w:pPr>
+              <w:pStyle w:val="Compact"/>
+            </w:pPr>
+            <w:r>
+              <w:rPr>
+                <w:rStyle w:val="VerbatimChar"/>
+              </w:rPr>
+              <w:t xml:space="preserve">/health</w:t>
+            </w:r>
+            <w:r>
+              <w:t xml:space="preserve"> </w:t>
+            </w:r>
+            <w:r>
+              <w:t xml:space="preserve">always;</w:t>
+            </w:r>
+            <w:r>
+              <w:t xml:space="preserve"> </w:t>
+            </w:r>
+            <w:r>
+              <w:rPr>
+                <w:rStyle w:val="VerbatimChar"/>
+              </w:rPr>
+              <w:t xml:space="preserve">GET/PUT /api/v1/settings/ip-access</w:t>
+            </w:r>
+            <w:r>
+              <w:t xml:space="preserve"> </w:t>
+            </w:r>
+            <w:r>
+              <w:rPr>
+                <w:b/>
+                <w:bCs/>
+              </w:rPr>
+              <w:t xml:space="preserve">for an already signed-in session</w:t>
+            </w:r>
+            <w:r>
+              <w:t xml:space="preserve">, so a lockout can be repaired from inside</w:t>
+            </w:r>
+          </w:p>
+        </w:tc>
+      </w:tr>
+      <w:tr>
+        <w:tc>
+          <w:tcPr/>
+          <w:p>
+            <w:pPr>
+              <w:pStyle w:val="Compact"/>
+            </w:pPr>
+            <w:r>
+              <w:t xml:space="preserve">Break-glass</w:t>
+            </w:r>
+          </w:p>
+        </w:tc>
+        <w:tc>
+          <w:tcPr/>
+          <w:p>
+            <w:pPr>
+              <w:pStyle w:val="Compact"/>
+            </w:pPr>
+            <w:r>
+              <w:rPr>
+                <w:rStyle w:val="VerbatimChar"/>
+              </w:rPr>
+              <w:t xml:space="preserve">IP_ACCESS_ENFORCE=false</w:t>
+            </w:r>
+            <w:r>
+              <w:t xml:space="preserve"> </w:t>
+            </w:r>
+            <w:r>
+              <w:t xml:space="preserve">in the environment + recreate the container. The allowlist keeps saving but is not applied</w:t>
+            </w:r>
+          </w:p>
+        </w:tc>
+      </w:tr>
+      <w:tr>
+        <w:tc>
+          <w:tcPr/>
+          <w:p>
+            <w:pPr>
+              <w:pStyle w:val="Compact"/>
+            </w:pPr>
+            <w:r>
+              <w:t xml:space="preserve">Admin view</w:t>
+            </w:r>
+          </w:p>
+        </w:tc>
+        <w:tc>
+          <w:tcPr/>
+          <w:p>
+            <w:pPr>
+              <w:pStyle w:val="Compact"/>
+            </w:pPr>
+            <w:r>
+              <w:rPr>
+                <w:rStyle w:val="VerbatimChar"/>
+              </w:rPr>
+              <w:t xml:space="preserve">{ loginEnabled, quickEntryEnabled, list, entries[], invalid[], entryCount, invalidCount, maxEntries, yourIp, yourIpAllowed, enforced }</w:t>
+            </w:r>
+            <w:r>
+              <w:t xml:space="preserve"> </w:t>
+            </w:r>
+            <w:r>
+              <w:t xml:space="preserve">—</w:t>
+            </w:r>
+            <w:r>
+              <w:t xml:space="preserve"> </w:t>
+            </w:r>
+            <w:r>
+              <w:rPr>
+                <w:rStyle w:val="VerbatimChar"/>
+              </w:rPr>
+              <w:t xml:space="preserve">yourIp</w:t>
+            </w:r>
+            <w:r>
+              <w:t xml:space="preserve"> </w:t>
+            </w:r>
+            <w:r>
+              <w:t xml:space="preserve">is the resolved address shown as</w:t>
+            </w:r>
+            <w:r>
+              <w:t xml:space="preserve"> </w:t>
+            </w:r>
+            <w:r>
+              <w:t xml:space="preserve">“IP the server sees for you”</w:t>
+            </w:r>
+            <w:r>
+              <w:t xml:space="preserve">, so it is the line to check first when the gate looks wrong</w:t>
+            </w:r>
+          </w:p>
+        </w:tc>
+      </w:tr>
+      <w:tr>
+        <w:tc>
+          <w:tcPr/>
+          <w:p>
+            <w:pPr>
+              <w:pStyle w:val="Compact"/>
+            </w:pPr>
+            <w:r>
+              <w:t xml:space="preserve">Reverse proxy caveat</w:t>
+            </w:r>
+          </w:p>
+        </w:tc>
+        <w:tc>
+          <w:tcPr/>
+          <w:p>
+            <w:pPr>
+              <w:pStyle w:val="Compact"/>
+            </w:pPr>
+            <w:r>
+              <w:t xml:space="preserve">behind nginx the socket peer is the proxy (or Docker’s bridge gateway</w:t>
+            </w:r>
+            <w:r>
+              <w:t xml:space="preserve"> </w:t>
+            </w:r>
+            <w:r>
+              <w:rPr>
+                <w:rStyle w:val="VerbatimChar"/>
+              </w:rPr>
+              <w:t xml:space="preserve">172.17.0.1</w:t>
+            </w:r>
+            <w:r>
+              <w:t xml:space="preserve"> </w:t>
+            </w:r>
+            <w:r>
+              <w:t xml:space="preserve">when the userland proxy is on). Listing those addresses is what makes per-device entries match again. If the proxy forwards</w:t>
+            </w:r>
+            <w:r>
+              <w:t xml:space="preserve"> </w:t>
+            </w:r>
+            <w:r>
+              <w:rPr>
+                <w:b/>
+                <w:bCs/>
+              </w:rPr>
+              <w:t xml:space="preserve">no</w:t>
+            </w:r>
+            <w:r>
+              <w:t xml:space="preserve"> </w:t>
+            </w:r>
+            <w:r>
+              <w:t xml:space="preserve">usable chain the gate falls back to the proxy address — safe, but the restriction still cannot tell visitors apart, so read</w:t>
+            </w:r>
+            <w:r>
+              <w:t xml:space="preserve"> </w:t>
+            </w:r>
+            <w:r>
+              <w:rPr>
+                <w:rStyle w:val="VerbatimChar"/>
+              </w:rPr>
+              <w:t xml:space="preserve">yourIp</w:t>
+            </w:r>
+            <w:r>
+              <w:t xml:space="preserve"> </w:t>
+            </w:r>
+            <w:r>
+              <w:t xml:space="preserve">from a second device before switching on</w:t>
             </w:r>
           </w:p>
         </w:tc>
